--- a/СКВ/Системы контроля версий.docx
+++ b/СКВ/Системы контроля версий.docx
@@ -8158,15 +8158,7 @@
           <w:bCs/>
           <w:lang w:val="en-US"/>
         </w:rPr>
-        <w:t>r</w:t>
-      </w:r>
-      <w:r>
-        <w:rPr>
-          <w:b/>
-          <w:bCs/>
-          <w:lang w:val="en-US"/>
-        </w:rPr>
-        <w:t>epository</w:t>
+        <w:t>repository</w:t>
       </w:r>
       <w:r>
         <w:rPr>
@@ -13337,10 +13329,209 @@
     <w:p>
       <w:pPr>
         <w:pStyle w:val="1"/>
+      </w:pPr>
+      <w:r>
+        <w:lastRenderedPageBreak/>
+        <w:t>Практическая работа</w:t>
+      </w:r>
+    </w:p>
+    <w:p>
+      <w:pPr>
+        <w:pStyle w:val="2"/>
+      </w:pPr>
+      <w:r>
+        <w:t>Создание репозитария для проекта</w:t>
+      </w:r>
+    </w:p>
+    <w:p>
+      <w:r>
+        <w:t xml:space="preserve">Сначала в терминале нужно перейти в папку, в которой будут содержаться файлы проекта и в котором будет вестись версионность с помощью </w:t>
+      </w:r>
+      <w:r>
         <w:rPr>
           <w:lang w:val="en-US"/>
         </w:rPr>
-      </w:pPr>
+        <w:t xml:space="preserve">Git. </w:t>
+      </w:r>
+      <w:r>
+        <w:t>В терминале требуется ввести команду</w:t>
+      </w:r>
+    </w:p>
+    <w:p>
+      <w:pPr>
+        <w:ind w:left="708"/>
+        <w:rPr>
+          <w:i/>
+          <w:iCs/>
+        </w:rPr>
+      </w:pPr>
+      <w:r>
+        <w:rPr>
+          <w:i/>
+          <w:iCs/>
+        </w:rPr>
+        <w:t xml:space="preserve">$ </w:t>
+      </w:r>
+      <w:r>
+        <w:rPr>
+          <w:i/>
+          <w:iCs/>
+          <w:lang w:val="en-US"/>
+        </w:rPr>
+        <w:t>cd</w:t>
+      </w:r>
+      <w:r>
+        <w:rPr>
+          <w:i/>
+          <w:iCs/>
+        </w:rPr>
+        <w:t xml:space="preserve"> </w:t>
+      </w:r>
+      <w:r>
+        <w:rPr>
+          <w:i/>
+          <w:iCs/>
+          <w:lang w:val="en-US"/>
+        </w:rPr>
+        <w:t>C</w:t>
+      </w:r>
+      <w:r>
+        <w:rPr>
+          <w:i/>
+          <w:iCs/>
+        </w:rPr>
+        <w:t>:/</w:t>
+      </w:r>
+      <w:r>
+        <w:rPr>
+          <w:i/>
+          <w:iCs/>
+          <w:lang w:val="en-US"/>
+        </w:rPr>
+        <w:t>Users</w:t>
+      </w:r>
+      <w:r>
+        <w:rPr>
+          <w:i/>
+          <w:iCs/>
+        </w:rPr>
+        <w:t>/</w:t>
+      </w:r>
+      <w:r>
+        <w:rPr>
+          <w:i/>
+          <w:iCs/>
+        </w:rPr>
+        <w:t>…</w:t>
+      </w:r>
+      <w:r>
+        <w:rPr>
+          <w:i/>
+          <w:iCs/>
+        </w:rPr>
+        <w:t>/</w:t>
+      </w:r>
+      <w:r>
+        <w:rPr>
+          <w:i/>
+          <w:iCs/>
+          <w:lang w:val="en-US"/>
+        </w:rPr>
+        <w:t>my</w:t>
+      </w:r>
+      <w:r>
+        <w:rPr>
+          <w:i/>
+          <w:iCs/>
+        </w:rPr>
+        <w:t>_</w:t>
+      </w:r>
+      <w:r>
+        <w:rPr>
+          <w:i/>
+          <w:iCs/>
+          <w:lang w:val="en-US"/>
+        </w:rPr>
+        <w:t>project</w:t>
+      </w:r>
+    </w:p>
+    <w:p>
+      <w:r>
+        <w:t>Для включения версионности вводится команда</w:t>
+      </w:r>
+    </w:p>
+    <w:p>
+      <w:pPr>
+        <w:ind w:left="708"/>
+        <w:rPr>
+          <w:i/>
+          <w:iCs/>
+        </w:rPr>
+      </w:pPr>
+      <w:r>
+        <w:rPr>
+          <w:i/>
+          <w:iCs/>
+        </w:rPr>
+        <w:t xml:space="preserve">$ </w:t>
+      </w:r>
+      <w:proofErr w:type="spellStart"/>
+      <w:r>
+        <w:rPr>
+          <w:i/>
+          <w:iCs/>
+        </w:rPr>
+        <w:t>git</w:t>
+      </w:r>
+      <w:proofErr w:type="spellEnd"/>
+      <w:r>
+        <w:rPr>
+          <w:i/>
+          <w:iCs/>
+        </w:rPr>
+        <w:t xml:space="preserve"> </w:t>
+      </w:r>
+      <w:proofErr w:type="spellStart"/>
+      <w:r>
+        <w:rPr>
+          <w:i/>
+          <w:iCs/>
+        </w:rPr>
+        <w:t>init</w:t>
+      </w:r>
+      <w:proofErr w:type="spellEnd"/>
+    </w:p>
+    <w:p>
+      <w:r>
+        <w:t>Эта команда создаёт в текущем каталоге новый подкаталог с именем </w:t>
+      </w:r>
+      <w:proofErr w:type="gramStart"/>
+      <w:r>
+        <w:t>“</w:t>
+      </w:r>
+      <w:r>
+        <w:t>.</w:t>
+      </w:r>
+      <w:proofErr w:type="spellStart"/>
+      <w:r>
+        <w:t>git</w:t>
+      </w:r>
+      <w:proofErr w:type="spellEnd"/>
+      <w:proofErr w:type="gramEnd"/>
+      <w:r>
+        <w:t>”</w:t>
+      </w:r>
+      <w:r>
+        <w:t xml:space="preserve">, содержащий все необходимые файлы репозитория — структуру </w:t>
+      </w:r>
+      <w:proofErr w:type="spellStart"/>
+      <w:r>
+        <w:t>Git</w:t>
+      </w:r>
+      <w:proofErr w:type="spellEnd"/>
+      <w:r>
+        <w:t xml:space="preserve"> репозитория. </w:t>
+      </w:r>
     </w:p>
     <w:p>
       <w:pPr>
@@ -13357,18 +13548,24 @@
     <w:p>
       <w:pPr>
         <w:pStyle w:val="2"/>
+      </w:pPr>
+      <w:r>
+        <w:t xml:space="preserve">Установка </w:t>
+      </w:r>
+      <w:r>
         <w:rPr>
           <w:lang w:val="en-US"/>
         </w:rPr>
-      </w:pPr>
-      <w:r>
-        <w:t xml:space="preserve">Установка </w:t>
+        <w:t>CLI</w:t>
+      </w:r>
+      <w:r>
+        <w:t xml:space="preserve"> </w:t>
       </w:r>
       <w:r>
         <w:rPr>
           <w:lang w:val="en-US"/>
         </w:rPr>
-        <w:t>CLI Cit</w:t>
+        <w:t>Cit</w:t>
       </w:r>
     </w:p>
     <w:p>
@@ -13379,102 +13576,650 @@
         <w:t>Установка</w:t>
       </w:r>
       <w:r>
+        <w:t xml:space="preserve"> </w:t>
+      </w:r>
+      <w:r>
+        <w:t xml:space="preserve">в </w:t>
+      </w:r>
+      <w:r>
         <w:rPr>
           <w:lang w:val="en-US"/>
         </w:rPr>
+        <w:t>Linux</w:t>
+      </w:r>
+    </w:p>
+    <w:p>
+      <w:r>
+        <w:t xml:space="preserve">Для </w:t>
+      </w:r>
+      <w:r>
+        <w:t>установ</w:t>
+      </w:r>
+      <w:r>
+        <w:t>ки</w:t>
+      </w:r>
+      <w:r>
         <w:t xml:space="preserve"> </w:t>
       </w:r>
       <w:r>
-        <w:t xml:space="preserve">в </w:t>
-      </w:r>
-      <w:r>
         <w:rPr>
           <w:lang w:val="en-US"/>
         </w:rPr>
+        <w:t>Git</w:t>
+      </w:r>
+      <w:r>
+        <w:t xml:space="preserve"> под </w:t>
+      </w:r>
+      <w:r>
+        <w:rPr>
+          <w:lang w:val="en-US"/>
+        </w:rPr>
         <w:t>Linux</w:t>
       </w:r>
-    </w:p>
-    <w:p>
+      <w:r>
+        <w:t xml:space="preserve"> как бинарный пакет</w:t>
+      </w:r>
+      <w:r>
+        <w:t xml:space="preserve"> </w:t>
+      </w:r>
+      <w:r>
+        <w:t>использу</w:t>
+      </w:r>
+      <w:r>
+        <w:t>ется</w:t>
+      </w:r>
+      <w:r>
+        <w:t xml:space="preserve"> обычный менеджер пакетов дистрибутива. </w:t>
+      </w:r>
       <w:r>
         <w:t xml:space="preserve">Для </w:t>
       </w:r>
       <w:r>
-        <w:t>установ</w:t>
-      </w:r>
-      <w:r>
-        <w:t>ки</w:t>
-      </w:r>
-      <w:r>
+        <w:rPr>
+          <w:lang w:val="en-US"/>
+        </w:rPr>
+        <w:t>Fedora</w:t>
+      </w:r>
+      <w:r>
+        <w:t xml:space="preserve"> (или другой похожий дистрибутив, такой как </w:t>
+      </w:r>
+      <w:r>
+        <w:rPr>
+          <w:lang w:val="en-US"/>
+        </w:rPr>
+        <w:t>RHEL</w:t>
+      </w:r>
+      <w:r>
+        <w:t xml:space="preserve"> или </w:t>
+      </w:r>
+      <w:r>
+        <w:rPr>
+          <w:lang w:val="en-US"/>
+        </w:rPr>
+        <w:t>CentOS</w:t>
+      </w:r>
+      <w:r>
+        <w:t xml:space="preserve">), можно воспользоваться </w:t>
+      </w:r>
+      <w:proofErr w:type="spellStart"/>
+      <w:r>
+        <w:rPr>
+          <w:lang w:val="en-US"/>
+        </w:rPr>
+        <w:t>dnf</w:t>
+      </w:r>
+      <w:proofErr w:type="spellEnd"/>
+      <w:r>
+        <w:t>:</w:t>
+      </w:r>
+    </w:p>
+    <w:p>
+      <w:pPr>
+        <w:ind w:left="708"/>
+        <w:rPr>
+          <w:i/>
+          <w:iCs/>
+        </w:rPr>
+      </w:pPr>
+      <w:r>
+        <w:rPr>
+          <w:i/>
+          <w:iCs/>
+        </w:rPr>
+        <w:t xml:space="preserve">$ </w:t>
+      </w:r>
+      <w:proofErr w:type="spellStart"/>
+      <w:r>
+        <w:rPr>
+          <w:i/>
+          <w:iCs/>
+          <w:lang w:val="en-US"/>
+        </w:rPr>
+        <w:t>sudo</w:t>
+      </w:r>
+      <w:proofErr w:type="spellEnd"/>
+      <w:r>
+        <w:rPr>
+          <w:i/>
+          <w:iCs/>
+        </w:rPr>
         <w:t xml:space="preserve"> </w:t>
       </w:r>
-      <w:r>
-        <w:rPr>
+      <w:proofErr w:type="spellStart"/>
+      <w:r>
+        <w:rPr>
+          <w:i/>
+          <w:iCs/>
           <w:lang w:val="en-US"/>
         </w:rPr>
+        <w:t>dnf</w:t>
+      </w:r>
+      <w:proofErr w:type="spellEnd"/>
+      <w:r>
+        <w:rPr>
+          <w:i/>
+          <w:iCs/>
+        </w:rPr>
+        <w:t xml:space="preserve"> </w:t>
+      </w:r>
+      <w:r>
+        <w:rPr>
+          <w:i/>
+          <w:iCs/>
+          <w:lang w:val="en-US"/>
+        </w:rPr>
+        <w:t>install</w:t>
+      </w:r>
+      <w:r>
+        <w:rPr>
+          <w:i/>
+          <w:iCs/>
+        </w:rPr>
+        <w:t xml:space="preserve"> </w:t>
+      </w:r>
+      <w:r>
+        <w:rPr>
+          <w:i/>
+          <w:iCs/>
+          <w:lang w:val="en-US"/>
+        </w:rPr>
+        <w:t>git</w:t>
+      </w:r>
+      <w:r>
+        <w:rPr>
+          <w:i/>
+          <w:iCs/>
+        </w:rPr>
+        <w:t>-</w:t>
+      </w:r>
+      <w:r>
+        <w:rPr>
+          <w:i/>
+          <w:iCs/>
+          <w:lang w:val="en-US"/>
+        </w:rPr>
+        <w:t>all</w:t>
+      </w:r>
+    </w:p>
+    <w:p>
+      <w:r>
+        <w:t xml:space="preserve">Для </w:t>
+      </w:r>
+      <w:r>
+        <w:t>дистрибутив</w:t>
+      </w:r>
+      <w:r>
+        <w:t>ов</w:t>
+      </w:r>
+      <w:r>
+        <w:t>, основанны</w:t>
+      </w:r>
+      <w:r>
+        <w:t>х</w:t>
+      </w:r>
+      <w:r>
+        <w:t xml:space="preserve"> на </w:t>
+      </w:r>
+      <w:r>
+        <w:rPr>
+          <w:lang w:val="en-US"/>
+        </w:rPr>
+        <w:t>Debian</w:t>
+      </w:r>
+      <w:r>
+        <w:t xml:space="preserve">, например, </w:t>
+      </w:r>
+      <w:r>
+        <w:rPr>
+          <w:lang w:val="en-US"/>
+        </w:rPr>
+        <w:t>Ubuntu</w:t>
+      </w:r>
+      <w:r>
+        <w:t xml:space="preserve">, </w:t>
+      </w:r>
+      <w:r>
+        <w:t xml:space="preserve">используйте </w:t>
+      </w:r>
+      <w:r>
+        <w:rPr>
+          <w:lang w:val="en-US"/>
+        </w:rPr>
+        <w:t>apt</w:t>
+      </w:r>
+      <w:r>
+        <w:t>:</w:t>
+      </w:r>
+    </w:p>
+    <w:p>
+      <w:pPr>
+        <w:ind w:left="708"/>
+        <w:rPr>
+          <w:i/>
+          <w:iCs/>
+        </w:rPr>
+      </w:pPr>
+      <w:r>
+        <w:rPr>
+          <w:i/>
+          <w:iCs/>
+        </w:rPr>
+        <w:t xml:space="preserve">$ </w:t>
+      </w:r>
+      <w:proofErr w:type="spellStart"/>
+      <w:r>
+        <w:rPr>
+          <w:i/>
+          <w:iCs/>
+          <w:lang w:val="en-US"/>
+        </w:rPr>
+        <w:t>sudo</w:t>
+      </w:r>
+      <w:proofErr w:type="spellEnd"/>
+      <w:r>
+        <w:rPr>
+          <w:i/>
+          <w:iCs/>
+        </w:rPr>
+        <w:t xml:space="preserve"> </w:t>
+      </w:r>
+      <w:r>
+        <w:rPr>
+          <w:i/>
+          <w:iCs/>
+          <w:lang w:val="en-US"/>
+        </w:rPr>
+        <w:t>apt</w:t>
+      </w:r>
+      <w:r>
+        <w:rPr>
+          <w:i/>
+          <w:iCs/>
+        </w:rPr>
+        <w:t xml:space="preserve"> </w:t>
+      </w:r>
+      <w:r>
+        <w:rPr>
+          <w:i/>
+          <w:iCs/>
+          <w:lang w:val="en-US"/>
+        </w:rPr>
+        <w:t>install</w:t>
+      </w:r>
+      <w:r>
+        <w:rPr>
+          <w:i/>
+          <w:iCs/>
+        </w:rPr>
+        <w:t xml:space="preserve"> </w:t>
+      </w:r>
+      <w:r>
+        <w:rPr>
+          <w:i/>
+          <w:iCs/>
+          <w:lang w:val="en-US"/>
+        </w:rPr>
+        <w:t>git</w:t>
+      </w:r>
+    </w:p>
+    <w:p>
+      <w:r>
+        <w:t>И</w:t>
+      </w:r>
+      <w:r>
+        <w:t>нструкци</w:t>
+      </w:r>
+      <w:r>
+        <w:t>я</w:t>
+      </w:r>
+      <w:r>
+        <w:t xml:space="preserve"> по установке для нескольких различных разновидностей </w:t>
+      </w:r>
+      <w:r>
+        <w:rPr>
+          <w:lang w:val="en-US"/>
+        </w:rPr>
+        <w:t>Unix</w:t>
+      </w:r>
+      <w:r>
+        <w:t xml:space="preserve"> на сайте </w:t>
+      </w:r>
+      <w:r>
+        <w:rPr>
+          <w:lang w:val="en-US"/>
+        </w:rPr>
         <w:t>Git</w:t>
       </w:r>
       <w:r>
-        <w:t xml:space="preserve"> под </w:t>
-      </w:r>
-      <w:r>
-        <w:rPr>
+        <w:t>:</w:t>
+      </w:r>
+      <w:r>
+        <w:t xml:space="preserve"> </w:t>
+      </w:r>
+    </w:p>
+    <w:p>
+      <w:pPr>
+        <w:ind w:left="708"/>
+        <w:rPr>
+          <w:i/>
+          <w:iCs/>
+        </w:rPr>
+      </w:pPr>
+      <w:r>
+        <w:rPr>
+          <w:i/>
+          <w:iCs/>
           <w:lang w:val="en-US"/>
         </w:rPr>
-        <w:t>Linux</w:t>
-      </w:r>
-      <w:r>
-        <w:t xml:space="preserve"> как бинарный пакет</w:t>
+        <w:t>https</w:t>
+      </w:r>
+      <w:r>
+        <w:rPr>
+          <w:i/>
+          <w:iCs/>
+        </w:rPr>
+        <w:t>://</w:t>
+      </w:r>
+      <w:r>
+        <w:rPr>
+          <w:i/>
+          <w:iCs/>
+          <w:lang w:val="en-US"/>
+        </w:rPr>
+        <w:t>git</w:t>
+      </w:r>
+      <w:r>
+        <w:rPr>
+          <w:i/>
+          <w:iCs/>
+        </w:rPr>
+        <w:t>-</w:t>
+      </w:r>
+      <w:proofErr w:type="spellStart"/>
+      <w:r>
+        <w:rPr>
+          <w:i/>
+          <w:iCs/>
+          <w:lang w:val="en-US"/>
+        </w:rPr>
+        <w:t>scm</w:t>
+      </w:r>
+      <w:proofErr w:type="spellEnd"/>
+      <w:r>
+        <w:rPr>
+          <w:i/>
+          <w:iCs/>
+        </w:rPr>
+        <w:t>.</w:t>
+      </w:r>
+      <w:r>
+        <w:rPr>
+          <w:i/>
+          <w:iCs/>
+          <w:lang w:val="en-US"/>
+        </w:rPr>
+        <w:t>com</w:t>
+      </w:r>
+      <w:r>
+        <w:rPr>
+          <w:i/>
+          <w:iCs/>
+        </w:rPr>
+        <w:t>/</w:t>
+      </w:r>
+      <w:r>
+        <w:rPr>
+          <w:i/>
+          <w:iCs/>
+          <w:lang w:val="en-US"/>
+        </w:rPr>
+        <w:t>download</w:t>
+      </w:r>
+      <w:r>
+        <w:rPr>
+          <w:i/>
+          <w:iCs/>
+        </w:rPr>
+        <w:t>/</w:t>
+      </w:r>
+      <w:proofErr w:type="spellStart"/>
+      <w:r>
+        <w:rPr>
+          <w:i/>
+          <w:iCs/>
+          <w:lang w:val="en-US"/>
+        </w:rPr>
+        <w:t>linux</w:t>
+      </w:r>
+      <w:proofErr w:type="spellEnd"/>
+    </w:p>
+    <w:p>
+      <w:pPr>
+        <w:pStyle w:val="3"/>
+      </w:pPr>
+      <w:r>
+        <w:t xml:space="preserve">Установка на </w:t>
+      </w:r>
+      <w:r>
+        <w:rPr>
+          <w:lang w:val="en-US"/>
+        </w:rPr>
+        <w:t>Mac</w:t>
+      </w:r>
+    </w:p>
+    <w:p>
+      <w:r>
+        <w:t xml:space="preserve">Самый простой способ установки </w:t>
+      </w:r>
+      <w:r>
+        <w:rPr>
+          <w:lang w:val="en-US"/>
+        </w:rPr>
+        <w:t>Git</w:t>
+      </w:r>
+      <w:r>
+        <w:t xml:space="preserve"> на </w:t>
+      </w:r>
+      <w:proofErr w:type="gramStart"/>
+      <w:r>
+        <w:rPr>
+          <w:lang w:val="en-US"/>
+        </w:rPr>
+        <w:t>Mac</w:t>
+      </w:r>
+      <w:r>
+        <w:t xml:space="preserve">  —</w:t>
+      </w:r>
+      <w:proofErr w:type="gramEnd"/>
+      <w:r>
+        <w:t xml:space="preserve"> установить </w:t>
+      </w:r>
+      <w:r>
+        <w:rPr>
+          <w:lang w:val="en-US"/>
+        </w:rPr>
+        <w:t>Xcode</w:t>
       </w:r>
       <w:r>
         <w:t xml:space="preserve"> </w:t>
       </w:r>
       <w:r>
-        <w:t>использу</w:t>
-      </w:r>
-      <w:r>
-        <w:t>ется</w:t>
-      </w:r>
-      <w:r>
-        <w:t xml:space="preserve"> обычный менеджер пакетов дистрибутива. </w:t>
-      </w:r>
-      <w:r>
-        <w:t xml:space="preserve">Для </w:t>
-      </w:r>
-      <w:r>
         <w:rPr>
           <w:lang w:val="en-US"/>
         </w:rPr>
-        <w:t>Fedora</w:t>
-      </w:r>
-      <w:r>
-        <w:t xml:space="preserve"> (или другой похожий дистрибутив, такой как </w:t>
+        <w:t>Command</w:t>
+      </w:r>
+      <w:r>
+        <w:t xml:space="preserve"> </w:t>
       </w:r>
       <w:r>
         <w:rPr>
           <w:lang w:val="en-US"/>
         </w:rPr>
-        <w:t>RHEL</w:t>
-      </w:r>
-      <w:r>
-        <w:t xml:space="preserve"> или </w:t>
+        <w:t>Line</w:t>
+      </w:r>
+      <w:r>
+        <w:t xml:space="preserve"> </w:t>
       </w:r>
       <w:r>
         <w:rPr>
           <w:lang w:val="en-US"/>
         </w:rPr>
-        <w:t>CentOS</w:t>
-      </w:r>
-      <w:r>
-        <w:t xml:space="preserve">), можно воспользоваться </w:t>
-      </w:r>
-      <w:proofErr w:type="spellStart"/>
+        <w:t>Tools</w:t>
+      </w:r>
+      <w:r>
+        <w:t xml:space="preserve">. В версии </w:t>
+      </w:r>
       <w:r>
         <w:rPr>
           <w:lang w:val="en-US"/>
         </w:rPr>
-        <w:t>dnf</w:t>
-      </w:r>
-      <w:proofErr w:type="spellEnd"/>
+        <w:t>Mavericks</w:t>
+      </w:r>
+      <w:r>
+        <w:t xml:space="preserve"> (10.9) и выше мож</w:t>
+      </w:r>
+      <w:r>
+        <w:t>но</w:t>
+      </w:r>
+      <w:r>
+        <w:t xml:space="preserve"> просто первый раз выполни</w:t>
+      </w:r>
+      <w:r>
+        <w:t>ть команду</w:t>
+      </w:r>
+      <w:r>
+        <w:t xml:space="preserve"> '</w:t>
+      </w:r>
+      <w:r>
+        <w:rPr>
+          <w:lang w:val="en-US"/>
+        </w:rPr>
+        <w:t>git</w:t>
+      </w:r>
+      <w:r>
+        <w:t>' в терминале.</w:t>
+      </w:r>
+    </w:p>
+    <w:p>
+      <w:pPr>
+        <w:ind w:left="708"/>
+        <w:rPr>
+          <w:i/>
+          <w:iCs/>
+        </w:rPr>
+      </w:pPr>
+      <w:r>
+        <w:rPr>
+          <w:i/>
+          <w:iCs/>
+        </w:rPr>
+        <w:t xml:space="preserve">$ </w:t>
+      </w:r>
+      <w:r>
+        <w:rPr>
+          <w:i/>
+          <w:iCs/>
+          <w:lang w:val="en-US"/>
+        </w:rPr>
+        <w:t>git</w:t>
+      </w:r>
+      <w:r>
+        <w:rPr>
+          <w:i/>
+          <w:iCs/>
+        </w:rPr>
+        <w:t xml:space="preserve"> --</w:t>
+      </w:r>
+      <w:r>
+        <w:rPr>
+          <w:i/>
+          <w:iCs/>
+          <w:lang w:val="en-US"/>
+        </w:rPr>
+        <w:t>version</w:t>
+      </w:r>
+    </w:p>
+    <w:p>
+      <w:r>
+        <w:t xml:space="preserve">Если </w:t>
+      </w:r>
+      <w:r>
+        <w:rPr>
+          <w:lang w:val="en-US"/>
+        </w:rPr>
+        <w:t>Git</w:t>
+      </w:r>
+      <w:r>
+        <w:t xml:space="preserve"> не установлен, вам будет предложено его установить.</w:t>
+      </w:r>
+    </w:p>
+    <w:p>
+      <w:r>
+        <w:t xml:space="preserve">Также </w:t>
+      </w:r>
+      <w:r>
+        <w:t>мож</w:t>
+      </w:r>
+      <w:r>
+        <w:t>но</w:t>
+      </w:r>
+      <w:r>
+        <w:t xml:space="preserve"> воспользоваться бинарным установщиком. Установщик </w:t>
+      </w:r>
+      <w:r>
+        <w:rPr>
+          <w:lang w:val="en-US"/>
+        </w:rPr>
+        <w:t>Git</w:t>
+      </w:r>
+      <w:r>
+        <w:t xml:space="preserve"> для </w:t>
+      </w:r>
+      <w:r>
+        <w:rPr>
+          <w:lang w:val="en-US"/>
+        </w:rPr>
+        <w:t>OS</w:t>
+      </w:r>
+      <w:r>
+        <w:t xml:space="preserve"> </w:t>
+      </w:r>
+      <w:r>
+        <w:rPr>
+          <w:lang w:val="en-US"/>
+        </w:rPr>
+        <w:t>X</w:t>
+      </w:r>
+      <w:r>
+        <w:t xml:space="preserve"> доступен для скачивания с сайта </w:t>
+      </w:r>
+      <w:r>
+        <w:rPr>
+          <w:lang w:val="en-US"/>
+        </w:rPr>
+        <w:t>Git</w:t>
+      </w:r>
       <w:r>
         <w:t>:</w:t>
       </w:r>
@@ -13491,993 +14236,432 @@
         <w:rPr>
           <w:i/>
           <w:iCs/>
-        </w:rPr>
-        <w:t xml:space="preserve">$ </w:t>
-      </w:r>
-      <w:proofErr w:type="spellStart"/>
-      <w:r>
-        <w:rPr>
-          <w:i/>
-          <w:iCs/>
           <w:lang w:val="en-US"/>
         </w:rPr>
-        <w:t>sudo</w:t>
-      </w:r>
-      <w:proofErr w:type="spellEnd"/>
-      <w:r>
-        <w:rPr>
-          <w:i/>
-          <w:iCs/>
-        </w:rPr>
+        <w:t>https</w:t>
+      </w:r>
+      <w:r>
+        <w:rPr>
+          <w:i/>
+          <w:iCs/>
+        </w:rPr>
+        <w:t>://</w:t>
+      </w:r>
+      <w:r>
+        <w:rPr>
+          <w:i/>
+          <w:iCs/>
+          <w:lang w:val="en-US"/>
+        </w:rPr>
+        <w:t>git</w:t>
+      </w:r>
+      <w:r>
+        <w:rPr>
+          <w:i/>
+          <w:iCs/>
+        </w:rPr>
+        <w:t>-</w:t>
+      </w:r>
+      <w:proofErr w:type="spellStart"/>
+      <w:r>
+        <w:rPr>
+          <w:i/>
+          <w:iCs/>
+          <w:lang w:val="en-US"/>
+        </w:rPr>
+        <w:t>scm</w:t>
+      </w:r>
+      <w:proofErr w:type="spellEnd"/>
+      <w:r>
+        <w:rPr>
+          <w:i/>
+          <w:iCs/>
+        </w:rPr>
+        <w:t>.</w:t>
+      </w:r>
+      <w:r>
+        <w:rPr>
+          <w:i/>
+          <w:iCs/>
+          <w:lang w:val="en-US"/>
+        </w:rPr>
+        <w:t>com</w:t>
+      </w:r>
+      <w:r>
+        <w:rPr>
+          <w:i/>
+          <w:iCs/>
+        </w:rPr>
+        <w:t>/</w:t>
+      </w:r>
+      <w:r>
+        <w:rPr>
+          <w:i/>
+          <w:iCs/>
+          <w:lang w:val="en-US"/>
+        </w:rPr>
+        <w:t>download</w:t>
+      </w:r>
+      <w:r>
+        <w:rPr>
+          <w:i/>
+          <w:iCs/>
+        </w:rPr>
+        <w:t>/</w:t>
+      </w:r>
+      <w:r>
+        <w:rPr>
+          <w:i/>
+          <w:iCs/>
+          <w:lang w:val="en-US"/>
+        </w:rPr>
+        <w:t>mac</w:t>
+      </w:r>
+    </w:p>
+    <w:p>
+      <w:pPr>
+        <w:pStyle w:val="3"/>
+      </w:pPr>
+      <w:r>
+        <w:t xml:space="preserve">Установка в </w:t>
+      </w:r>
+      <w:r>
+        <w:rPr>
+          <w:lang w:val="en-US"/>
+        </w:rPr>
+        <w:t>Windows</w:t>
+      </w:r>
+    </w:p>
+    <w:p>
+      <w:r>
+        <w:t xml:space="preserve">Официальная сборка </w:t>
+      </w:r>
+      <w:r>
+        <w:rPr>
+          <w:lang w:val="en-US"/>
+        </w:rPr>
+        <w:t>Git</w:t>
+      </w:r>
+      <w:r>
+        <w:t xml:space="preserve"> в </w:t>
+      </w:r>
+      <w:r>
+        <w:rPr>
+          <w:lang w:val="en-US"/>
+        </w:rPr>
+        <w:t>Windows</w:t>
+      </w:r>
+      <w:r>
         <w:t xml:space="preserve"> </w:t>
       </w:r>
-      <w:proofErr w:type="spellStart"/>
-      <w:r>
-        <w:rPr>
-          <w:i/>
-          <w:iCs/>
+      <w:r>
+        <w:t xml:space="preserve">доступна для скачивания на официальном сайте </w:t>
+      </w:r>
+      <w:r>
+        <w:rPr>
           <w:lang w:val="en-US"/>
         </w:rPr>
-        <w:t>dnf</w:t>
-      </w:r>
-      <w:proofErr w:type="spellEnd"/>
-      <w:r>
-        <w:rPr>
-          <w:i/>
-          <w:iCs/>
-        </w:rPr>
+        <w:t>Git</w:t>
+      </w:r>
+      <w:r>
+        <w:t>:</w:t>
+      </w:r>
+      <w:r>
         <w:t xml:space="preserve"> </w:t>
       </w:r>
+    </w:p>
+    <w:p>
+      <w:pPr>
+        <w:ind w:left="708"/>
+        <w:rPr>
+          <w:i/>
+          <w:iCs/>
+        </w:rPr>
+      </w:pPr>
       <w:r>
         <w:rPr>
           <w:i/>
           <w:iCs/>
           <w:lang w:val="en-US"/>
         </w:rPr>
-        <w:t>install</w:t>
-      </w:r>
-      <w:r>
-        <w:rPr>
-          <w:i/>
-          <w:iCs/>
-        </w:rPr>
+        <w:t>https</w:t>
+      </w:r>
+      <w:r>
+        <w:rPr>
+          <w:i/>
+          <w:iCs/>
+        </w:rPr>
+        <w:t>://</w:t>
+      </w:r>
+      <w:r>
+        <w:rPr>
+          <w:i/>
+          <w:iCs/>
+          <w:lang w:val="en-US"/>
+        </w:rPr>
+        <w:t>git</w:t>
+      </w:r>
+      <w:r>
+        <w:rPr>
+          <w:i/>
+          <w:iCs/>
+        </w:rPr>
+        <w:t>-</w:t>
+      </w:r>
+      <w:proofErr w:type="spellStart"/>
+      <w:r>
+        <w:rPr>
+          <w:i/>
+          <w:iCs/>
+          <w:lang w:val="en-US"/>
+        </w:rPr>
+        <w:t>scm</w:t>
+      </w:r>
+      <w:proofErr w:type="spellEnd"/>
+      <w:r>
+        <w:rPr>
+          <w:i/>
+          <w:iCs/>
+        </w:rPr>
+        <w:t>.</w:t>
+      </w:r>
+      <w:r>
+        <w:rPr>
+          <w:i/>
+          <w:iCs/>
+          <w:lang w:val="en-US"/>
+        </w:rPr>
+        <w:t>com</w:t>
+      </w:r>
+      <w:r>
+        <w:rPr>
+          <w:i/>
+          <w:iCs/>
+        </w:rPr>
+        <w:t>/</w:t>
+      </w:r>
+      <w:r>
+        <w:rPr>
+          <w:i/>
+          <w:iCs/>
+          <w:lang w:val="en-US"/>
+        </w:rPr>
+        <w:t>download</w:t>
+      </w:r>
+      <w:r>
+        <w:rPr>
+          <w:i/>
+          <w:iCs/>
+        </w:rPr>
+        <w:t>/</w:t>
+      </w:r>
+      <w:r>
+        <w:rPr>
+          <w:i/>
+          <w:iCs/>
+          <w:lang w:val="en-US"/>
+        </w:rPr>
+        <w:t>win</w:t>
+      </w:r>
+    </w:p>
+    <w:p>
+      <w:r>
+        <w:t>Д</w:t>
+      </w:r>
+      <w:r>
+        <w:t>ля получения дополнительной информации о нём перейдите на</w:t>
+      </w:r>
+      <w:r>
+        <w:t xml:space="preserve"> сайт:</w:t>
+      </w:r>
+      <w:r>
         <w:t xml:space="preserve"> </w:t>
       </w:r>
+    </w:p>
+    <w:p>
+      <w:pPr>
+        <w:ind w:left="708"/>
+        <w:rPr>
+          <w:i/>
+          <w:iCs/>
+        </w:rPr>
+      </w:pPr>
       <w:r>
         <w:rPr>
           <w:i/>
           <w:iCs/>
           <w:lang w:val="en-US"/>
         </w:rPr>
+        <w:t>https</w:t>
+      </w:r>
+      <w:r>
+        <w:rPr>
+          <w:i/>
+          <w:iCs/>
+        </w:rPr>
+        <w:t>://</w:t>
+      </w:r>
+      <w:proofErr w:type="spellStart"/>
+      <w:r>
+        <w:rPr>
+          <w:i/>
+          <w:iCs/>
+          <w:lang w:val="en-US"/>
+        </w:rPr>
+        <w:t>gitforwindows</w:t>
+      </w:r>
+      <w:proofErr w:type="spellEnd"/>
+      <w:r>
+        <w:rPr>
+          <w:i/>
+          <w:iCs/>
+        </w:rPr>
+        <w:t>.</w:t>
+      </w:r>
+      <w:r>
+        <w:rPr>
+          <w:i/>
+          <w:iCs/>
+          <w:lang w:val="en-US"/>
+        </w:rPr>
+        <w:t>org</w:t>
+      </w:r>
+    </w:p>
+    <w:p>
+      <w:pPr>
+        <w:pStyle w:val="3"/>
+      </w:pPr>
+      <w:r>
+        <w:t>Установка из исходников</w:t>
+      </w:r>
+    </w:p>
+    <w:p>
+      <w:r>
+        <w:t xml:space="preserve">Также можно </w:t>
+      </w:r>
+      <w:r>
+        <w:t>устан</w:t>
+      </w:r>
+      <w:r>
+        <w:t>о</w:t>
+      </w:r>
+      <w:r>
+        <w:t>в</w:t>
+      </w:r>
+      <w:r>
+        <w:t>ить</w:t>
+      </w:r>
+      <w:r>
+        <w:t xml:space="preserve"> </w:t>
+      </w:r>
+      <w:r>
+        <w:rPr>
+          <w:lang w:val="en-US"/>
+        </w:rPr>
+        <w:t>Git</w:t>
+      </w:r>
+      <w:r>
+        <w:t xml:space="preserve"> из исходников, такой способ позволяет получить самую свежую версию. Обновление бинарных инсталляторов, как правило, немного отстаёт, хотя в последнее время разница не столь существенна.</w:t>
+      </w:r>
+    </w:p>
+    <w:p>
+      <w:pPr>
+        <w:pStyle w:val="2"/>
+      </w:pPr>
+      <w:r>
+        <w:t xml:space="preserve">Первоначальная настройка </w:t>
+      </w:r>
+      <w:proofErr w:type="spellStart"/>
+      <w:r>
+        <w:t>Git</w:t>
+      </w:r>
+      <w:proofErr w:type="spellEnd"/>
+    </w:p>
+    <w:p>
+      <w:r>
+        <w:t xml:space="preserve">В состав </w:t>
+      </w:r>
+      <w:proofErr w:type="spellStart"/>
+      <w:r>
+        <w:t>Git</w:t>
+      </w:r>
+      <w:proofErr w:type="spellEnd"/>
+      <w:r>
+        <w:t xml:space="preserve"> входит утилита </w:t>
+      </w:r>
+      <w:proofErr w:type="spellStart"/>
+      <w:r>
+        <w:rPr>
+          <w:i/>
+          <w:iCs/>
+        </w:rPr>
         <w:t>git</w:t>
       </w:r>
-      <w:r>
-        <w:rPr>
-          <w:i/>
-          <w:iCs/>
-        </w:rPr>
-        <w:t>-</w:t>
-      </w:r>
-      <w:r>
-        <w:rPr>
-          <w:i/>
-          <w:iCs/>
+      <w:proofErr w:type="spellEnd"/>
+      <w:r>
+        <w:rPr>
+          <w:i/>
+          <w:iCs/>
+        </w:rPr>
+        <w:t xml:space="preserve"> </w:t>
+      </w:r>
+      <w:proofErr w:type="spellStart"/>
+      <w:r>
+        <w:rPr>
+          <w:i/>
+          <w:iCs/>
+        </w:rPr>
+        <w:t>config</w:t>
+      </w:r>
+      <w:proofErr w:type="spellEnd"/>
+      <w:r>
+        <w:t xml:space="preserve">, которая позволяет просматривать и настраивать параметры, контролирующие все аспекты работы </w:t>
+      </w:r>
+      <w:proofErr w:type="spellStart"/>
+      <w:r>
+        <w:t>Git</w:t>
+      </w:r>
+      <w:proofErr w:type="spellEnd"/>
+      <w:r>
+        <w:t>, а также его внешний вид. </w:t>
+      </w:r>
+    </w:p>
+    <w:p>
+      <w:pPr>
+        <w:pStyle w:val="3"/>
+      </w:pPr>
+      <w:r>
+        <w:t>Выбор редактора</w:t>
+      </w:r>
+    </w:p>
+    <w:p>
+      <w:r>
+        <w:t xml:space="preserve">По умолчанию </w:t>
+      </w:r>
+      <w:proofErr w:type="spellStart"/>
+      <w:r>
+        <w:t>Git</w:t>
+      </w:r>
+      <w:proofErr w:type="spellEnd"/>
+      <w:r>
+        <w:t xml:space="preserve"> использует стандартный редактор вашей системы, которым обычно является </w:t>
+      </w:r>
+      <w:proofErr w:type="spellStart"/>
+      <w:r>
+        <w:t>Vim</w:t>
+      </w:r>
+      <w:proofErr w:type="spellEnd"/>
+      <w:r>
+        <w:t>.</w:t>
+      </w:r>
+    </w:p>
+    <w:p>
+      <w:r>
+        <w:rPr>
+          <w:b/>
+          <w:bCs/>
           <w:lang w:val="en-US"/>
         </w:rPr>
-        <w:t>all</w:t>
-      </w:r>
-    </w:p>
-    <w:p>
-      <w:r>
-        <w:t xml:space="preserve">Для </w:t>
-      </w:r>
-      <w:r>
-        <w:t>дистрибутив</w:t>
-      </w:r>
-      <w:r>
-        <w:t>ов</w:t>
-      </w:r>
-      <w:r>
-        <w:t>, основанны</w:t>
-      </w:r>
-      <w:r>
-        <w:t>х</w:t>
-      </w:r>
-      <w:r>
-        <w:t xml:space="preserve"> на </w:t>
-      </w:r>
-      <w:r>
-        <w:rPr>
-          <w:lang w:val="en-US"/>
-        </w:rPr>
-        <w:t>Debian</w:t>
-      </w:r>
-      <w:r>
-        <w:t xml:space="preserve">, например, </w:t>
-      </w:r>
-      <w:r>
-        <w:rPr>
-          <w:lang w:val="en-US"/>
-        </w:rPr>
-        <w:t>Ubuntu</w:t>
-      </w:r>
-      <w:r>
-        <w:t xml:space="preserve">, </w:t>
-      </w:r>
-      <w:r>
-        <w:t xml:space="preserve">используйте </w:t>
-      </w:r>
-      <w:r>
-        <w:rPr>
-          <w:lang w:val="en-US"/>
-        </w:rPr>
-        <w:t>apt</w:t>
-      </w:r>
-      <w:r>
-        <w:t>:</w:t>
-      </w:r>
-    </w:p>
-    <w:p>
-      <w:pPr>
-        <w:ind w:left="708"/>
-        <w:rPr>
-          <w:i/>
-          <w:iCs/>
-        </w:rPr>
-      </w:pPr>
-      <w:r>
-        <w:rPr>
-          <w:i/>
-          <w:iCs/>
-        </w:rPr>
-        <w:t xml:space="preserve">$ </w:t>
-      </w:r>
-      <w:proofErr w:type="spellStart"/>
-      <w:r>
-        <w:rPr>
-          <w:i/>
-          <w:iCs/>
-          <w:lang w:val="en-US"/>
-        </w:rPr>
-        <w:t>sudo</w:t>
-      </w:r>
-      <w:proofErr w:type="spellEnd"/>
-      <w:r>
-        <w:rPr>
-          <w:i/>
-          <w:iCs/>
-        </w:rPr>
-        <w:t xml:space="preserve"> </w:t>
-      </w:r>
-      <w:r>
-        <w:rPr>
-          <w:i/>
-          <w:iCs/>
-          <w:lang w:val="en-US"/>
-        </w:rPr>
-        <w:t>apt</w:t>
-      </w:r>
-      <w:r>
-        <w:rPr>
-          <w:i/>
-          <w:iCs/>
-        </w:rPr>
-        <w:t xml:space="preserve"> </w:t>
-      </w:r>
-      <w:r>
-        <w:rPr>
-          <w:i/>
-          <w:iCs/>
-          <w:lang w:val="en-US"/>
-        </w:rPr>
-        <w:t>install</w:t>
-      </w:r>
-      <w:r>
-        <w:rPr>
-          <w:i/>
-          <w:iCs/>
-        </w:rPr>
-        <w:t xml:space="preserve"> </w:t>
-      </w:r>
-      <w:r>
-        <w:rPr>
-          <w:i/>
-          <w:iCs/>
-          <w:lang w:val="en-US"/>
-        </w:rPr>
-        <w:t>git</w:t>
-      </w:r>
-    </w:p>
-    <w:p>
-      <w:r>
-        <w:t>И</w:t>
-      </w:r>
-      <w:r>
-        <w:t>нструкци</w:t>
-      </w:r>
-      <w:r>
-        <w:t>я</w:t>
-      </w:r>
-      <w:r>
-        <w:t xml:space="preserve"> по установке для нескольких различных разновидностей </w:t>
-      </w:r>
-      <w:r>
-        <w:rPr>
-          <w:lang w:val="en-US"/>
-        </w:rPr>
-        <w:t>Unix</w:t>
-      </w:r>
-      <w:r>
-        <w:t xml:space="preserve"> на сайте </w:t>
-      </w:r>
-      <w:r>
-        <w:rPr>
-          <w:lang w:val="en-US"/>
-        </w:rPr>
-        <w:t>Git</w:t>
-      </w:r>
-      <w:r>
-        <w:t>:</w:t>
-      </w:r>
-      <w:r>
-        <w:t xml:space="preserve"> </w:t>
-      </w:r>
-    </w:p>
-    <w:p>
-      <w:pPr>
-        <w:ind w:left="708"/>
-        <w:rPr>
-          <w:i/>
-          <w:iCs/>
-        </w:rPr>
-      </w:pPr>
-      <w:r>
-        <w:rPr>
-          <w:i/>
-          <w:iCs/>
-          <w:lang w:val="en-US"/>
-        </w:rPr>
-        <w:t>https</w:t>
-      </w:r>
-      <w:r>
-        <w:rPr>
-          <w:i/>
-          <w:iCs/>
-        </w:rPr>
-        <w:t>://</w:t>
-      </w:r>
-      <w:r>
-        <w:rPr>
-          <w:i/>
-          <w:iCs/>
-          <w:lang w:val="en-US"/>
-        </w:rPr>
-        <w:t>git</w:t>
-      </w:r>
-      <w:r>
-        <w:rPr>
-          <w:i/>
-          <w:iCs/>
-        </w:rPr>
-        <w:t>-</w:t>
-      </w:r>
-      <w:proofErr w:type="spellStart"/>
-      <w:r>
-        <w:rPr>
-          <w:i/>
-          <w:iCs/>
-          <w:lang w:val="en-US"/>
-        </w:rPr>
-        <w:t>scm</w:t>
-      </w:r>
-      <w:proofErr w:type="spellEnd"/>
-      <w:r>
-        <w:rPr>
-          <w:i/>
-          <w:iCs/>
-        </w:rPr>
-        <w:t>.</w:t>
-      </w:r>
-      <w:r>
-        <w:rPr>
-          <w:i/>
-          <w:iCs/>
-          <w:lang w:val="en-US"/>
-        </w:rPr>
-        <w:t>com</w:t>
-      </w:r>
-      <w:r>
-        <w:rPr>
-          <w:i/>
-          <w:iCs/>
-        </w:rPr>
-        <w:t>/</w:t>
-      </w:r>
-      <w:r>
-        <w:rPr>
-          <w:i/>
-          <w:iCs/>
-          <w:lang w:val="en-US"/>
-        </w:rPr>
-        <w:t>download</w:t>
-      </w:r>
-      <w:r>
-        <w:rPr>
-          <w:i/>
-          <w:iCs/>
-        </w:rPr>
-        <w:t>/</w:t>
-      </w:r>
-      <w:proofErr w:type="spellStart"/>
-      <w:r>
-        <w:rPr>
-          <w:i/>
-          <w:iCs/>
-          <w:lang w:val="en-US"/>
-        </w:rPr>
-        <w:t>linux</w:t>
-      </w:r>
-      <w:proofErr w:type="spellEnd"/>
-    </w:p>
-    <w:p>
-      <w:pPr>
-        <w:pStyle w:val="3"/>
-      </w:pPr>
-      <w:r>
-        <w:t xml:space="preserve">Установка на </w:t>
-      </w:r>
-      <w:r>
-        <w:rPr>
-          <w:lang w:val="en-US"/>
-        </w:rPr>
-        <w:t>Mac</w:t>
-      </w:r>
-    </w:p>
-    <w:p>
-      <w:r>
-        <w:t>Самый простой</w:t>
-      </w:r>
-      <w:r>
-        <w:t xml:space="preserve"> </w:t>
-      </w:r>
-      <w:r>
-        <w:t xml:space="preserve">способ установки </w:t>
-      </w:r>
-      <w:r>
-        <w:rPr>
-          <w:lang w:val="en-US"/>
-        </w:rPr>
-        <w:t>Git</w:t>
-      </w:r>
-      <w:r>
-        <w:t xml:space="preserve"> на </w:t>
-      </w:r>
-      <w:proofErr w:type="gramStart"/>
-      <w:r>
-        <w:rPr>
-          <w:lang w:val="en-US"/>
-        </w:rPr>
-        <w:t>Mac</w:t>
-      </w:r>
-      <w:r>
-        <w:t xml:space="preserve"> </w:t>
-      </w:r>
-      <w:r>
-        <w:t> —</w:t>
-      </w:r>
-      <w:proofErr w:type="gramEnd"/>
-      <w:r>
-        <w:t xml:space="preserve"> установить </w:t>
-      </w:r>
-      <w:r>
-        <w:rPr>
-          <w:lang w:val="en-US"/>
-        </w:rPr>
-        <w:t>Xcode</w:t>
-      </w:r>
-      <w:r>
-        <w:t xml:space="preserve"> </w:t>
-      </w:r>
-      <w:r>
-        <w:rPr>
-          <w:lang w:val="en-US"/>
-        </w:rPr>
-        <w:t>Command</w:t>
-      </w:r>
-      <w:r>
-        <w:t xml:space="preserve"> </w:t>
-      </w:r>
-      <w:r>
-        <w:rPr>
-          <w:lang w:val="en-US"/>
-        </w:rPr>
-        <w:t>Line</w:t>
-      </w:r>
-      <w:r>
-        <w:t xml:space="preserve"> </w:t>
-      </w:r>
-      <w:r>
-        <w:rPr>
-          <w:lang w:val="en-US"/>
-        </w:rPr>
-        <w:t>Tools</w:t>
-      </w:r>
-      <w:r>
-        <w:t xml:space="preserve">. В версии </w:t>
-      </w:r>
-      <w:r>
-        <w:rPr>
-          <w:lang w:val="en-US"/>
-        </w:rPr>
-        <w:t>Mavericks</w:t>
-      </w:r>
-      <w:r>
-        <w:t xml:space="preserve"> (10.9) и выше мож</w:t>
-      </w:r>
-      <w:r>
-        <w:t>но</w:t>
-      </w:r>
-      <w:r>
-        <w:t xml:space="preserve"> просто первый раз выполни</w:t>
-      </w:r>
-      <w:r>
-        <w:t>ть команду</w:t>
-      </w:r>
-      <w:r>
-        <w:t xml:space="preserve"> '</w:t>
-      </w:r>
-      <w:r>
-        <w:rPr>
-          <w:lang w:val="en-US"/>
-        </w:rPr>
-        <w:t>git</w:t>
-      </w:r>
-      <w:r>
-        <w:t>' в терминале.</w:t>
-      </w:r>
-    </w:p>
-    <w:p>
-      <w:pPr>
-        <w:ind w:left="708"/>
-        <w:rPr>
-          <w:i/>
-          <w:iCs/>
-        </w:rPr>
-      </w:pPr>
-      <w:r>
-        <w:rPr>
-          <w:i/>
-          <w:iCs/>
-        </w:rPr>
-        <w:t xml:space="preserve">$ </w:t>
-      </w:r>
-      <w:r>
-        <w:rPr>
-          <w:i/>
-          <w:iCs/>
-          <w:lang w:val="en-US"/>
-        </w:rPr>
-        <w:t>git</w:t>
-      </w:r>
-      <w:r>
-        <w:rPr>
-          <w:i/>
-          <w:iCs/>
-        </w:rPr>
-        <w:t xml:space="preserve"> --</w:t>
-      </w:r>
-      <w:r>
-        <w:rPr>
-          <w:i/>
-          <w:iCs/>
-          <w:lang w:val="en-US"/>
-        </w:rPr>
-        <w:t>version</w:t>
-      </w:r>
-    </w:p>
-    <w:p>
-      <w:r>
-        <w:t xml:space="preserve">Если </w:t>
-      </w:r>
-      <w:r>
-        <w:rPr>
-          <w:lang w:val="en-US"/>
-        </w:rPr>
-        <w:t>Git</w:t>
-      </w:r>
-      <w:r>
-        <w:t xml:space="preserve"> не установлен, вам будет предложено его установить.</w:t>
-      </w:r>
-    </w:p>
-    <w:p>
-      <w:r>
-        <w:t xml:space="preserve">Также </w:t>
-      </w:r>
-      <w:r>
-        <w:t>мож</w:t>
-      </w:r>
-      <w:r>
-        <w:t>но</w:t>
-      </w:r>
-      <w:r>
-        <w:t xml:space="preserve"> воспользоваться бинарным установщиком. Установщик </w:t>
-      </w:r>
-      <w:r>
-        <w:rPr>
-          <w:lang w:val="en-US"/>
-        </w:rPr>
-        <w:t>Git</w:t>
-      </w:r>
-      <w:r>
-        <w:t xml:space="preserve"> для </w:t>
-      </w:r>
-      <w:r>
-        <w:rPr>
-          <w:lang w:val="en-US"/>
-        </w:rPr>
-        <w:t>OS</w:t>
-      </w:r>
-      <w:r>
-        <w:t xml:space="preserve"> </w:t>
-      </w:r>
-      <w:r>
-        <w:rPr>
-          <w:lang w:val="en-US"/>
-        </w:rPr>
-        <w:t>X</w:t>
-      </w:r>
-      <w:r>
-        <w:t xml:space="preserve"> доступен для скачивания с сайта </w:t>
-      </w:r>
-      <w:r>
-        <w:rPr>
-          <w:lang w:val="en-US"/>
-        </w:rPr>
-        <w:t>Git</w:t>
-      </w:r>
-      <w:r>
-        <w:t>:</w:t>
-      </w:r>
-    </w:p>
-    <w:p>
-      <w:pPr>
-        <w:ind w:left="708"/>
-        <w:rPr>
-          <w:i/>
-          <w:iCs/>
-          <w:lang w:val="en-US"/>
-        </w:rPr>
-      </w:pPr>
-      <w:r>
-        <w:rPr>
-          <w:i/>
-          <w:iCs/>
-          <w:lang w:val="en-US"/>
-        </w:rPr>
-        <w:t>https</w:t>
-      </w:r>
-      <w:r>
-        <w:rPr>
-          <w:i/>
-          <w:iCs/>
-        </w:rPr>
-        <w:t>://</w:t>
-      </w:r>
-      <w:r>
-        <w:rPr>
-          <w:i/>
-          <w:iCs/>
-          <w:lang w:val="en-US"/>
-        </w:rPr>
-        <w:t>git</w:t>
-      </w:r>
-      <w:r>
-        <w:rPr>
-          <w:i/>
-          <w:iCs/>
-        </w:rPr>
-        <w:t>-</w:t>
-      </w:r>
-      <w:proofErr w:type="spellStart"/>
-      <w:r>
-        <w:rPr>
-          <w:i/>
-          <w:iCs/>
-          <w:lang w:val="en-US"/>
-        </w:rPr>
-        <w:t>scm</w:t>
-      </w:r>
-      <w:proofErr w:type="spellEnd"/>
-      <w:r>
-        <w:rPr>
-          <w:i/>
-          <w:iCs/>
-        </w:rPr>
-        <w:t>.</w:t>
-      </w:r>
-      <w:r>
-        <w:rPr>
-          <w:i/>
-          <w:iCs/>
-          <w:lang w:val="en-US"/>
-        </w:rPr>
-        <w:t>com</w:t>
-      </w:r>
-      <w:r>
-        <w:rPr>
-          <w:i/>
-          <w:iCs/>
-        </w:rPr>
-        <w:t>/</w:t>
-      </w:r>
-      <w:r>
-        <w:rPr>
-          <w:i/>
-          <w:iCs/>
-          <w:lang w:val="en-US"/>
-        </w:rPr>
-        <w:t>download</w:t>
-      </w:r>
-      <w:r>
-        <w:rPr>
-          <w:i/>
-          <w:iCs/>
-        </w:rPr>
-        <w:t>/</w:t>
-      </w:r>
-      <w:r>
-        <w:rPr>
-          <w:i/>
-          <w:iCs/>
-          <w:lang w:val="en-US"/>
-        </w:rPr>
-        <w:t>mac</w:t>
-      </w:r>
-    </w:p>
-    <w:p>
-      <w:pPr>
-        <w:pStyle w:val="3"/>
-      </w:pPr>
-      <w:r>
-        <w:t xml:space="preserve">Установка в </w:t>
-      </w:r>
-      <w:r>
-        <w:rPr>
-          <w:lang w:val="en-US"/>
-        </w:rPr>
-        <w:t>Windows</w:t>
-      </w:r>
-    </w:p>
-    <w:p>
-      <w:r>
-        <w:t xml:space="preserve">Официальная сборка </w:t>
-      </w:r>
-      <w:r>
-        <w:rPr>
-          <w:lang w:val="en-US"/>
-        </w:rPr>
-        <w:t>Git</w:t>
-      </w:r>
-      <w:r>
-        <w:t xml:space="preserve"> в </w:t>
-      </w:r>
-      <w:r>
-        <w:rPr>
-          <w:lang w:val="en-US"/>
-        </w:rPr>
-        <w:t>Windows</w:t>
-      </w:r>
-      <w:r>
-        <w:t xml:space="preserve"> </w:t>
-      </w:r>
-      <w:r>
-        <w:t xml:space="preserve">доступна для скачивания на официальном сайте </w:t>
-      </w:r>
-      <w:r>
-        <w:rPr>
-          <w:lang w:val="en-US"/>
-        </w:rPr>
-        <w:t>Git</w:t>
-      </w:r>
-      <w:r>
-        <w:t>:</w:t>
-      </w:r>
-      <w:r>
-        <w:t xml:space="preserve"> </w:t>
-      </w:r>
-    </w:p>
-    <w:p>
-      <w:pPr>
-        <w:ind w:left="708"/>
-        <w:rPr>
-          <w:i/>
-          <w:iCs/>
-        </w:rPr>
-      </w:pPr>
-      <w:r>
-        <w:rPr>
-          <w:i/>
-          <w:iCs/>
-          <w:lang w:val="en-US"/>
-        </w:rPr>
-        <w:t>https</w:t>
-      </w:r>
-      <w:r>
-        <w:rPr>
-          <w:i/>
-          <w:iCs/>
-        </w:rPr>
-        <w:t>://</w:t>
-      </w:r>
-      <w:r>
-        <w:rPr>
-          <w:i/>
-          <w:iCs/>
-          <w:lang w:val="en-US"/>
-        </w:rPr>
-        <w:t>git</w:t>
-      </w:r>
-      <w:r>
-        <w:rPr>
-          <w:i/>
-          <w:iCs/>
-        </w:rPr>
-        <w:t>-</w:t>
-      </w:r>
-      <w:proofErr w:type="spellStart"/>
-      <w:r>
-        <w:rPr>
-          <w:i/>
-          <w:iCs/>
-          <w:lang w:val="en-US"/>
-        </w:rPr>
-        <w:t>scm</w:t>
-      </w:r>
-      <w:proofErr w:type="spellEnd"/>
-      <w:r>
-        <w:rPr>
-          <w:i/>
-          <w:iCs/>
-        </w:rPr>
-        <w:t>.</w:t>
-      </w:r>
-      <w:r>
-        <w:rPr>
-          <w:i/>
-          <w:iCs/>
-          <w:lang w:val="en-US"/>
-        </w:rPr>
-        <w:t>com</w:t>
-      </w:r>
-      <w:r>
-        <w:rPr>
-          <w:i/>
-          <w:iCs/>
-        </w:rPr>
-        <w:t>/</w:t>
-      </w:r>
-      <w:r>
-        <w:rPr>
-          <w:i/>
-          <w:iCs/>
-          <w:lang w:val="en-US"/>
-        </w:rPr>
-        <w:t>download</w:t>
-      </w:r>
-      <w:r>
-        <w:rPr>
-          <w:i/>
-          <w:iCs/>
-        </w:rPr>
-        <w:t>/</w:t>
-      </w:r>
-      <w:r>
-        <w:rPr>
-          <w:i/>
-          <w:iCs/>
-          <w:lang w:val="en-US"/>
-        </w:rPr>
-        <w:t>win</w:t>
-      </w:r>
-    </w:p>
-    <w:p>
-      <w:r>
-        <w:t>Д</w:t>
-      </w:r>
-      <w:r>
-        <w:t>ля получения дополнительной информации о нём перейдите на</w:t>
-      </w:r>
-      <w:r>
-        <w:t xml:space="preserve"> сайт:</w:t>
-      </w:r>
-      <w:r>
-        <w:t xml:space="preserve"> </w:t>
-      </w:r>
-    </w:p>
-    <w:p>
-      <w:pPr>
-        <w:ind w:left="708"/>
-        <w:rPr>
-          <w:i/>
-          <w:iCs/>
-        </w:rPr>
-      </w:pPr>
-      <w:r>
-        <w:rPr>
-          <w:i/>
-          <w:iCs/>
-          <w:lang w:val="en-US"/>
-        </w:rPr>
-        <w:t>https</w:t>
-      </w:r>
-      <w:r>
-        <w:rPr>
-          <w:i/>
-          <w:iCs/>
-        </w:rPr>
-        <w:t>://</w:t>
-      </w:r>
-      <w:proofErr w:type="spellStart"/>
-      <w:r>
-        <w:rPr>
-          <w:i/>
-          <w:iCs/>
-          <w:lang w:val="en-US"/>
-        </w:rPr>
-        <w:t>gitforwindows</w:t>
-      </w:r>
-      <w:proofErr w:type="spellEnd"/>
-      <w:r>
-        <w:rPr>
-          <w:i/>
-          <w:iCs/>
-        </w:rPr>
-        <w:t>.</w:t>
-      </w:r>
-      <w:r>
-        <w:rPr>
-          <w:i/>
-          <w:iCs/>
-          <w:lang w:val="en-US"/>
-        </w:rPr>
-        <w:t>org</w:t>
-      </w:r>
-    </w:p>
-    <w:p>
-      <w:pPr>
-        <w:pStyle w:val="3"/>
-      </w:pPr>
-      <w:r>
-        <w:t>Установка из исходников</w:t>
-      </w:r>
-    </w:p>
-    <w:p>
-      <w:r>
-        <w:t xml:space="preserve">Также можно </w:t>
-      </w:r>
-      <w:r>
-        <w:t>устан</w:t>
-      </w:r>
-      <w:r>
-        <w:t>о</w:t>
-      </w:r>
-      <w:r>
-        <w:t>в</w:t>
-      </w:r>
-      <w:r>
-        <w:t>ить</w:t>
-      </w:r>
-      <w:r>
-        <w:t xml:space="preserve"> </w:t>
-      </w:r>
-      <w:r>
-        <w:rPr>
-          <w:lang w:val="en-US"/>
-        </w:rPr>
-        <w:t>Git</w:t>
-      </w:r>
-      <w:r>
-        <w:t xml:space="preserve"> из исходников, такой способ позволяет получить самую свежую версию. Обновление бинарных инсталляторов, как правило, немного отстаёт, хотя в последнее время разница не столь существенна.</w:t>
-      </w:r>
-    </w:p>
-    <w:p>
-      <w:pPr>
-        <w:pStyle w:val="2"/>
-      </w:pPr>
-      <w:r>
-        <w:t xml:space="preserve">Первоначальная настройка </w:t>
-      </w:r>
-      <w:proofErr w:type="spellStart"/>
-      <w:r>
-        <w:t>Git</w:t>
-      </w:r>
-      <w:proofErr w:type="spellEnd"/>
-    </w:p>
-    <w:p>
-      <w:r>
-        <w:t xml:space="preserve">В состав </w:t>
-      </w:r>
-      <w:proofErr w:type="spellStart"/>
-      <w:r>
-        <w:t>Git</w:t>
-      </w:r>
-      <w:proofErr w:type="spellEnd"/>
-      <w:r>
-        <w:t xml:space="preserve"> входит утилита </w:t>
-      </w:r>
-      <w:proofErr w:type="spellStart"/>
-      <w:r>
-        <w:rPr>
-          <w:i/>
-          <w:iCs/>
-        </w:rPr>
-        <w:t>git</w:t>
-      </w:r>
-      <w:proofErr w:type="spellEnd"/>
-      <w:r>
-        <w:rPr>
-          <w:i/>
-          <w:iCs/>
-        </w:rPr>
-        <w:t xml:space="preserve"> </w:t>
-      </w:r>
-      <w:proofErr w:type="spellStart"/>
-      <w:r>
-        <w:rPr>
-          <w:i/>
-          <w:iCs/>
-        </w:rPr>
-        <w:t>config</w:t>
-      </w:r>
-      <w:proofErr w:type="spellEnd"/>
-      <w:r>
-        <w:t xml:space="preserve">, которая позволяет просматривать и настраивать параметры, контролирующие все аспекты работы </w:t>
-      </w:r>
-      <w:proofErr w:type="spellStart"/>
-      <w:r>
-        <w:t>Git</w:t>
-      </w:r>
-      <w:proofErr w:type="spellEnd"/>
-      <w:r>
-        <w:t>, а также его внешний вид. </w:t>
-      </w:r>
-    </w:p>
-    <w:p>
-      <w:pPr>
-        <w:pStyle w:val="3"/>
-      </w:pPr>
-      <w:r>
-        <w:t>Выбор редактора</w:t>
-      </w:r>
-    </w:p>
-    <w:p>
-      <w:r>
-        <w:t xml:space="preserve">По умолчанию </w:t>
-      </w:r>
-      <w:proofErr w:type="spellStart"/>
-      <w:r>
-        <w:t>Git</w:t>
-      </w:r>
-      <w:proofErr w:type="spellEnd"/>
-      <w:r>
-        <w:t xml:space="preserve"> использует стандартный редактор вашей системы, которым обычно является </w:t>
-      </w:r>
-      <w:proofErr w:type="spellStart"/>
-      <w:r>
-        <w:t>Vim</w:t>
-      </w:r>
-      <w:proofErr w:type="spellEnd"/>
-      <w:r>
-        <w:t>.</w:t>
-      </w:r>
-    </w:p>
-    <w:p>
-      <w:r>
-        <w:rPr>
-          <w:b/>
-          <w:bCs/>
-          <w:lang w:val="en-US"/>
-        </w:rPr>
         <w:t>Note</w:t>
       </w:r>
       <w:r>
@@ -14485,14 +14669,7 @@
           <w:b/>
           <w:bCs/>
         </w:rPr>
-        <w:t>:</w:t>
-      </w:r>
-      <w:r>
-        <w:rPr>
-          <w:b/>
-          <w:bCs/>
-        </w:rPr>
-        <w:t xml:space="preserve"> </w:t>
+        <w:t xml:space="preserve">: </w:t>
       </w:r>
       <w:r>
         <w:t xml:space="preserve">Для выхода из текстового редактора </w:t>
@@ -14759,9 +14936,6 @@
     <w:p>
       <w:pPr>
         <w:pStyle w:val="2"/>
-        <w:rPr>
-          <w:lang w:val="en-US"/>
-        </w:rPr>
       </w:pPr>
       <w:r>
         <w:t xml:space="preserve">Справка по командам </w:t>
